--- a/Strategic Thinking CA1.docx
+++ b/Strategic Thinking CA1.docx
@@ -208,12 +208,12 @@
                 <wp:extent cx="228600" cy="10403359"/>
                 <wp:effectExtent b="0" l="0" r="0" t="0"/>
                 <wp:wrapNone/>
-                <wp:docPr id="1728545888" name="image7.png"/>
+                <wp:docPr id="1728545888" name="image6.png"/>
                 <a:graphic>
                   <a:graphicData uri="http://schemas.openxmlformats.org/drawingml/2006/picture">
                     <pic:pic>
                       <pic:nvPicPr>
-                        <pic:cNvPr id="0" name="image7.png"/>
+                        <pic:cNvPr id="0" name="image6.png"/>
                         <pic:cNvPicPr preferRelativeResize="0"/>
                       </pic:nvPicPr>
                       <pic:blipFill>
@@ -253,12 +253,12 @@
             <wp:extent cx="2206625" cy="762000"/>
             <wp:effectExtent b="0" l="0" r="0" t="0"/>
             <wp:wrapSquare wrapText="bothSides" distB="0" distT="0" distL="114300" distR="114300"/>
-            <wp:docPr descr="A logo for college computing&#10;&#10;Description automatically generated" id="1728545889" name="image2.png"/>
+            <wp:docPr descr="A logo for college computing&#10;&#10;Description automatically generated" id="1728545889" name="image1.png"/>
             <a:graphic>
               <a:graphicData uri="http://schemas.openxmlformats.org/drawingml/2006/picture">
                 <pic:pic>
                   <pic:nvPicPr>
-                    <pic:cNvPr descr="A logo for college computing&#10;&#10;Description automatically generated" id="0" name="image2.png"/>
+                    <pic:cNvPr descr="A logo for college computing&#10;&#10;Description automatically generated" id="0" name="image1.png"/>
                     <pic:cNvPicPr preferRelativeResize="0"/>
                   </pic:nvPicPr>
                   <pic:blipFill>
@@ -1217,12 +1217,12 @@
                 <wp:extent cx="5829300" cy="2905125"/>
                 <wp:effectExtent b="0" l="0" r="0" t="0"/>
                 <wp:wrapNone/>
-                <wp:docPr id="1728545887" name="image6.png"/>
+                <wp:docPr id="1728545887" name="image5.png"/>
                 <a:graphic>
                   <a:graphicData uri="http://schemas.openxmlformats.org/drawingml/2006/picture">
                     <pic:pic>
                       <pic:nvPicPr>
-                        <pic:cNvPr id="0" name="image6.png"/>
+                        <pic:cNvPr id="0" name="image5.png"/>
                         <pic:cNvPicPr preferRelativeResize="0"/>
                       </pic:nvPicPr>
                       <pic:blipFill>
@@ -1527,7 +1527,7 @@
     </w:p>
     <w:sdt>
       <w:sdtPr>
-        <w:id w:val="364982104"/>
+        <w:id w:val="-1219650012"/>
         <w:docPartObj>
           <w:docPartGallery w:val="Table of Contents"/>
           <w:docPartUnique w:val="1"/>
@@ -3252,12 +3252,12 @@
           <wp:inline distB="0" distT="0" distL="0" distR="0">
             <wp:extent cx="2669540" cy="8860790"/>
             <wp:effectExtent b="0" l="0" r="0" t="0"/>
-            <wp:docPr id="1728545890" name="image1.jpg"/>
+            <wp:docPr id="1728545890" name="image2.jpg"/>
             <a:graphic>
               <a:graphicData uri="http://schemas.openxmlformats.org/drawingml/2006/picture">
                 <pic:pic>
                   <pic:nvPicPr>
-                    <pic:cNvPr id="0" name="image1.jpg"/>
+                    <pic:cNvPr id="0" name="image2.jpg"/>
                     <pic:cNvPicPr preferRelativeResize="0"/>
                   </pic:nvPicPr>
                   <pic:blipFill>
@@ -3375,12 +3375,12 @@
                 <wp:extent cx="2486025" cy="260985"/>
                 <wp:effectExtent b="0" l="0" r="0" t="0"/>
                 <wp:wrapNone/>
-                <wp:docPr id="1728545886" name="image5.png"/>
+                <wp:docPr id="1728545886" name="image4.png"/>
                 <a:graphic>
                   <a:graphicData uri="http://schemas.openxmlformats.org/drawingml/2006/picture">
                     <pic:pic>
                       <pic:nvPicPr>
-                        <pic:cNvPr id="0" name="image5.png"/>
+                        <pic:cNvPr id="0" name="image4.png"/>
                         <pic:cNvPicPr preferRelativeResize="0"/>
                       </pic:nvPicPr>
                       <pic:blipFill>
@@ -4168,15 +4168,15 @@
           <w:rFonts w:ascii="Arial" w:cs="Arial" w:eastAsia="Arial" w:hAnsi="Arial"/>
         </w:rPr>
         <w:drawing>
-          <wp:inline distB="0" distT="0" distL="0" distR="0">
-            <wp:extent cx="5731200" cy="2895600"/>
+          <wp:inline distB="114300" distT="114300" distL="114300" distR="114300">
+            <wp:extent cx="5731200" cy="4241800"/>
             <wp:effectExtent b="0" l="0" r="0" t="0"/>
-            <wp:docPr id="1728545891" name="image3.jpg"/>
+            <wp:docPr id="1728545891" name="image7.jpg"/>
             <a:graphic>
               <a:graphicData uri="http://schemas.openxmlformats.org/drawingml/2006/picture">
                 <pic:pic>
                   <pic:nvPicPr>
-                    <pic:cNvPr id="0" name="image3.jpg"/>
+                    <pic:cNvPr id="0" name="image7.jpg"/>
                     <pic:cNvPicPr preferRelativeResize="0"/>
                   </pic:nvPicPr>
                   <pic:blipFill>
@@ -4189,7 +4189,7 @@
                   <pic:spPr>
                     <a:xfrm>
                       <a:off x="0" y="0"/>
-                      <a:ext cx="5731200" cy="2895600"/>
+                      <a:ext cx="5731200" cy="4241800"/>
                     </a:xfrm>
                     <a:prstGeom prst="rect"/>
                     <a:ln/>
@@ -4212,10 +4212,10 @@
               <wp:anchor allowOverlap="1" behindDoc="0" distB="0" distT="0" distL="114300" distR="114300" hidden="0" layoutInCell="1" locked="0" relativeHeight="0" simplePos="0">
                 <wp:simplePos x="0" y="0"/>
                 <wp:positionH relativeFrom="column">
-                  <wp:posOffset>3860656</wp:posOffset>
+                  <wp:posOffset>3886200</wp:posOffset>
                 </wp:positionH>
                 <wp:positionV relativeFrom="paragraph">
-                  <wp:posOffset>2923627</wp:posOffset>
+                  <wp:posOffset>4343400</wp:posOffset>
                 </wp:positionV>
                 <wp:extent cx="1899285" cy="272761"/>
                 <wp:effectExtent b="0" l="0" r="0" t="0"/>
@@ -4280,20 +4280,20 @@
               <wp:anchor allowOverlap="1" behindDoc="0" distB="0" distT="0" distL="114300" distR="114300" hidden="0" layoutInCell="1" locked="0" relativeHeight="0" simplePos="0">
                 <wp:simplePos x="0" y="0"/>
                 <wp:positionH relativeFrom="column">
-                  <wp:posOffset>3860656</wp:posOffset>
+                  <wp:posOffset>3886200</wp:posOffset>
                 </wp:positionH>
                 <wp:positionV relativeFrom="paragraph">
-                  <wp:posOffset>2923627</wp:posOffset>
+                  <wp:posOffset>4343400</wp:posOffset>
                 </wp:positionV>
                 <wp:extent cx="1899285" cy="272761"/>
                 <wp:effectExtent b="0" l="0" r="0" t="0"/>
                 <wp:wrapNone/>
-                <wp:docPr id="1728545885" name="image4.png"/>
+                <wp:docPr id="1728545885" name="image3.png"/>
                 <a:graphic>
                   <a:graphicData uri="http://schemas.openxmlformats.org/drawingml/2006/picture">
                     <pic:pic>
                       <pic:nvPicPr>
-                        <pic:cNvPr id="0" name="image4.png"/>
+                        <pic:cNvPr id="0" name="image3.png"/>
                         <pic:cNvPicPr preferRelativeResize="0"/>
                       </pic:nvPicPr>
                       <pic:blipFill>
